--- a/example_articles/countries/Switzerland/1.countries_Switzerland_New_York_Times.docx
+++ b/example_articles/countries/Switzerland/1.countries_Switzerland_New_York_Times.docx
@@ -27,17 +27,17 @@
     </w:p>
     <w:p>
       <w:r>
-        <w:t>Source File: NYT/44.DOCX</w:t>
+        <w:t>Source file: NYT/44.DOCX</w:t>
       </w:r>
     </w:p>
     <w:p>
       <w:r>
-        <w:t>Raw locations result: ['Switzerland']</w:t>
+        <w:t>Raw locations result, 'locations': ['Switzerland']</w:t>
       </w:r>
     </w:p>
     <w:p>
       <w:r>
-        <w:t>countries_stand_flat (Standardized): Switzerland</w:t>
+        <w:t>Standardized locations result, 'countries_stand_flat': Switzerland</w:t>
       </w:r>
     </w:p>
     <w:p>

--- a/example_articles/countries/Switzerland/1.countries_Switzerland_New_York_Times.docx
+++ b/example_articles/countries/Switzerland/1.countries_Switzerland_New_York_Times.docx
@@ -7,7 +7,7 @@
         <w:pStyle w:val="Heading1"/>
       </w:pPr>
       <w:r>
-        <w:t>Sinn Fein's Leader Raises Funds in U.S. for First Time</w:t>
+        <w:t>At UBS, It's the Culture That's Rogue - Correction Appended</w:t>
       </w:r>
     </w:p>
     <w:p>
@@ -17,17 +17,17 @@
     </w:p>
     <w:p>
       <w:r>
-        <w:t>Date: 1995-03-13</w:t>
+        <w:t>Date: 2011-09-24</w:t>
       </w:r>
     </w:p>
     <w:p>
       <w:r>
-        <w:t>Section: Section A; ; Section A;  Page 2;  Column 3;  Foreign Desk ; Column 3;</w:t>
+        <w:t>Section: Section B; Column 0; Business/Financial Desk; Pg. 1; COMMON SENSE</w:t>
       </w:r>
     </w:p>
     <w:p>
       <w:r>
-        <w:t>Source file: NYT/44.DOCX</w:t>
+        <w:t>Source file: NYT/41.DOCX</w:t>
       </w:r>
     </w:p>
     <w:p>
@@ -49,53 +49,56 @@
     </w:p>
     <w:p>
       <w:r>
-        <w:t>Gerry Adams, the leader of Sinn Fein, the political wing of the Irish Republican Army, held his party's first fund-raising event in the United States yesterday, praising President Clinton for "doing the right thing" in giving the party "equality of treatment."</w:t>
+        <w:t>When Kweku Adoboli was arrested for an illicit trading scheme that cost his employer, the global bank UBS, $2.3 billion in losses, he was instantly labeled a ''rogue trader,'' suggesting he was an unprincipled scoundrel acting alone.</w:t>
         <w:br/>
-        <w:t>The event, held in the heart of the working-class Irish immigrant stronghold in the Woodside section of Queens, followed Mr. Clinton's announcement on Thursday that Sinn Fein would be allowed to raise money in this country for peaceful political purposes and that Mr. Adams would be invited to the White House on St. Patrick's Day.</w:t>
+        <w:t>UBS moved swiftly to distance itself. Mr. Adoboli had engaged in ''unauthorized'' and ''fictitious'' trades that ''violated UBS's risk limits,'' the bank claimed in a statement.</w:t>
         <w:br/>
-        <w:t>Both announcements were strongly opposed by British Government officials, who have suggested that such a reception for Mr. Adams could lead to increased tension in British-American relations.</w:t>
+        <w:t>Mr. Adoboli remains in jail, his trading activities under investigation. UBS no doubt hopes they prove to be aberrational, an isolated instance of wrongdoing within the ranks of its approximately 65,000 employees worldwide. But the unauthorized trading is only the latest in a series of egregious ethical and legal lapses at UBS that have badly damaged the bank's once-sterling reputation. In this broader context, how aberrational were Mr. Adoboli's suspected lapses? Is the UBS culture at least partly to blame? And what if anything is UBS's board going to do?</w:t>
         <w:br/>
-        <w:t>But the news was greeted as a great victory by many Irish immigrants and Irish-Americans, and yesterday, a standing-room-only crowd of roughly 1,000 turned out, largely to applaud Mr. Adams and celebrate his managing to get his foot a little farther in the American door. Until last year, the United States had a ban on official contacts with Sinn Fein, condemning it as a terrorist organization that condoned bombings and killings by the I.R.A.</w:t>
+        <w:t>Mr. Adoboli, 31, a soft-spoken native of Ghana, worked his way up from a back-office accounting function to UBS's vaunted Delta One derivatives trading desk. His circumstances bring to mind Societe Generale's Jerome Kerviel in France. Mr. Kerviel is facing a three-year prison sentence for his unauthorized trading, which cost the bank about $7 billion in losses.</w:t>
         <w:br/>
-        <w:t>"The President of this United States did the right thing once again when he accorded Sinn Fein equality of treatment," Mr. Adams told the crowd.</w:t>
+        <w:t>Mr. Adoboli's lawyer told the court this week that he ''is sorry beyond words for what has happened here. He went to UBS and told them what he had done and stands appalled at the scale of the consequences of his disastrous miscalculations.''</w:t>
         <w:br/>
-        <w:t>"What we want to do in the capital of this United States is to put forward our information, to put forward our analysis, to put forward the situation which we have a mandate to protect," he said. "And we're not asking the United States Government to come in and interfere in our affairs. Nor are we asking them to interfere in their relationship with Britain. We're simply asking for a level playing pitch."</w:t>
+        <w:t>Like Mr. Kerviel, whose trading bears a strong resemblance to that of Mr. Adoboli, there's no evidence that Mr. Adoboli stood to profit directly from his trading. Mr. Kerviel has steadfastly maintained he acted only for the benefit of the bank, pressured to distinguish himself by a rigid hierarchical culture in which he was the only trader from a working-class family who didn't attend one of France's prestigious grandes ecoles. His superiors, he said, knew of and condoned his trading -- as long as it was profitable.</w:t>
         <w:br/>
-        <w:t>To further underscore his new status, Mr. Adams announced that Sinn Fein would open an office in Washington on Tuesday.</w:t>
+        <w:t>Mr. Adoboli hasn't offered any such justifications, but his immigrant status may have set him apart at UBS. (The bank is investigating whether others at the bank bear any responsibility.) His unauthorized trading also seems consistent with a culture at UBS that stressed individual advancement over team efforts, according to former investment bankers. ''The problem isn't the culture,'' one of them told me. ''The problem is that there wasn't any culture. There are silos. Everyone is separate. People cut their own deals, and it's every man for himself. A lot of people made a lot of money that way, and it fueled jealousies and efforts to get ever better deals. People thought of themselves first, and then maybe the bank, if they thought about it at all.''</w:t>
         <w:br/>
-        <w:t>Yesterday's event was the first in his weeklong visit to the United States, several days of which will be spent in New York. Mr. Adams, who has been granted a multiple-entry visa for three months, is expected to return to the United States several times during the coming months, a spokeswoman said.</w:t>
+        <w:t>Though UBS traces its roots to the mid-19th century, the modern bank is an amalgam of the former Union Bank of Switzerland; the Swiss Bank Corporation, (itself a combination of the Swiss bank and investment bank Warburg Dillon Read); the American investment bank PaineWebber; and a large team from the former Donaldson, Lufkin &amp; Jenrette, all acquired since 1998. Critics as well as some members of the bank's current management say the firm never merged these disparate assets into one consistent culture, and that the headlong pursuit of growth at any cost trumped ethical and legal behavior, especially in the investment bank. (UBS didn't respond to requests for comment.)</w:t>
         <w:br/>
-        <w:t>He is scheduled to meet this afternoon with Gov. George E. Pataki and Irish-American state legislators. On Wednesday, there is to be a $200-a-person fund-raising event at the Plaza Hotel. On Thursday, he plans to attend a St. Patrick's Day lunch for members of Congress in Washington.</w:t>
+        <w:t>The financial crisis and its aftermath have proved daunting for most of the world's banks, but in many ways UBS's behavior stands out. In August 2008, UBS settled charges brought by Andrew Cuomo, then the New York attorney general, that it misled customers when it sold them what it described as nearly risk-free auction-rate securities even as its executives knew the market was collapsing. After the market froze and investors were unable to sell the securities, regulators sued, and UBS agreed to repay $19.4 billion and pay a $150 million fine.</w:t>
         <w:br/>
-        <w:t>His visit to the White House on Friday, Clinton Administration officials said, will not be a diplomatic meeting, but will revolve around a reception, at which the honored guest will be Prime Minister John Bruton of Ireland.</w:t>
+        <w:t>Other banks, too, agreed to reimburse clients stuck with illiquid securities, but what distinguished the UBS case was the allegation that top officials knew the market was collapsing and nonetheless moved to dump its inventory onto unsuspecting clients. E-mails from David Shulman, then global head of municipal securities for UBS, described the securities as an ''albatross'' and told the bank to ''mobilize the troops,'' adding ''the pressure is on to move inventory.'' Mr. Shulman even sold securities from his own personal account just before the market collapsed, later settling insider trading charges and agreeing to pay $2.75 million. ''While thousands of UBS customers received no warning about the auction-rate securities market's serious distress, David Shulman -- one of the company's top executives -- used insider information to take the money and run,'' said Mr. Cuomo.</w:t>
         <w:br/>
-        <w:t>The significance of yesterday's fund-raising effort was more symbolic than financial, organizers said. The suggested donation was $20.</w:t>
+        <w:t>In May of this year, UBS agreed to pay $160 million and admitted that its employees had conspired to rig bids in the municipal bond derivatives market.</w:t>
         <w:br/>
-        <w:t>"People want to feel that they're participating in some way," said Larry Downes, president of Friends of Sinn Fein, the party's United States arm. "And a lot of these folks would be priced out of a $200-a-head luncheon."</w:t>
+        <w:t>Then there was UBS's prominent role in recent notorious tax evasion cases by wealthy Americans. Again, UBS isn't the only Swiss bank to have helped its clients evade taxes under the cloak of secrecy, but it appears to have been the most aggressive -- and remains the only one the Justice Department publicly threatened with criminal prosecution. In 2007, a former UBS private banker turned government informant disclosed a wide ranging effort by UBS's Europe-based wealth management operation to enroll wealthy Americans in secret Swiss accounts that would enable them to evade United States taxes. (UBS's wealth management Americas unit wasn't implicated in any wrongdoing.)UBS bankers fanned out to American polo tournaments, tennis competitions and celebrity events, trolling for rich clients susceptible to tax evasion. The informant himself accommodated a wealthy client by smuggling diamonds in a toothpaste tube, among the illegal acts he failed to reveal that ultimately landed him in jail. In 2009, the Justice Department contended that UBS had conspired to enable 17,000 wealthy Americans to engage in tax fraud and threatened criminal charges. In return for a deferred prosecution agreement, the bank agreed to pay a $781 million fine and divulge the names of account holders, effectively ending the historic tradition of Swiss bank secrecy and prompting a rush of United States taxpayers to confess to the I.R.S. The I.R.S. said this week that more than 30,000 taxpayers had come forward under an amnesty program.</w:t>
         <w:br/>
-        <w:t>Organizers estimated that more than $20,000 was raised yesterday.</w:t>
+        <w:t>UBS's headlong rush into the ill-fated mortgage-backed securities market before it collapsed in 2008 will go down as one of the worst blunders in banking history. UBS absorbed a staggering $38 billion in losses and had to be bailed out by the Swiss government. It now faces a wave of lawsuits, including one filed at the end of July by the Federal Housing Finance Agency seeking nearly $1 billion in damages, charging that UBS misrepresented the quality of the underlying mortgages. The agency has said it will sue other banks, too, but it chose UBS as its first case, again setting UBS apart.</w:t>
         <w:br/>
-        <w:t>Before Mr. Adams was given permission to raise funds, I.R.A. supporters in the United States over the years had given tens of thousands to Noraid, an organization the Irish and British Governments said was funneling the cash to the I.R.A.</w:t>
+        <w:t>This doesn't look like a sequence of rogue behaviors -- it's a pattern.</w:t>
         <w:br/>
-        <w:t>Most of the people who packed the ballroom at the Tower View Center on Roosevelt Avenue yesterday were overwhelmingly supportive of Mr. Adams, and some had lined up more than an hour before the event was scheduled to begin. They were Irish and Irish-American, from Long Island, New Jersey, Westchester and New York City, elderly people who had lived in the United States for 40 years, and young people who had immigrated only recently.</w:t>
+        <w:t>Prosecutors say that Mr. Adoboli's scheme began in October 2008, just after the collapse of Lehman Brothers, and all of the purportedly unethical or criminal behavior occurred under the administration of UBS's former chief executives, Peter Wuffli, forced out in 2007, and his successor, Marcel Rohner, who resigned in 2009 after UBS reported the largest loss in Swiss corporate history. Oswald Grubel, a former co-chief executive of the rival Credit Suisse, emerged from retirement to assume the top job at UBS. He and his board and top managers were meeting in Singapore this week where, among other things, they were pondering the fate of the investment bank, the future of UBS -- and Mr. Grubel's fate. (UBS didn't respond to requests for comment.)</w:t>
         <w:br/>
-        <w:t>Some had just come to have a look at the man. They were joyous, even giddy, as many drank beer, smoked cigarettes and listened to a trio sing Irish songs, while they waited for Mr. Adams.</w:t>
+        <w:t>The latest scandal may well cost Mr. Grubel his job, and in my view, Mr. Adoboli's scandal has handed the UBS board a catalyst for bold reforms. The problems at UBS aren't inadequate risk controls, which Mr. Adoboli brazenly circumvented, or a lack of regulations, which didn't stop other UBS executives from skirting the law. The problem the board faces is whether the UBS culture, to the extent it had one, was one of personal greed. UBS should ruthlessly and visibly weed out not just executives with dubious ethical and legal standards, but anyone who puts their personal interests ahead of clients -- which, when you think about it, should be the litmus test for anyone who claims to be a professional.</w:t>
         <w:br/>
-        <w:t>"If it wasn't for Gerry, there would never have be peace," said Alfred Meade, 22, who came from Dublin a week ago after being arrested for "getting caught with guns and explosives."</w:t>
         <w:br/>
-        <w:t>Others wanted reassurance that Mr. Adams would not concede too much to the British in trying to bring about peace talks. Last week, in a move that paved the way for his permission to raise money and visit the White House, Mr. Adams made a major concession to British demands when he said Sinn Fein would agree to discuss the issue of I.R.A. disarmament with British ministers.</w:t>
+        <w:t>http://www.nytimes.com</w:t>
         <w:br/>
-        <w:t>"I would like to hear him say that there will be no more concessions until prisoners are released," said Olive McKeon, 61, who emigrated from County Leitrim to Flushing 43 years ago.</w:t>
+        <w:t>Correction</w:t>
         <w:br/>
-        <w:t>A few were skeptical of Mr. Adams's intentions.</w:t>
         <w:br/>
-        <w:t>"He's left a legacy of a lot of broken families in Ireland," David O'Brien, a 29-year-old construction manager who emigrated from Tipperary to Astoria two years ago, said at Woodside Memorial Park as he waited for Mr. Adams to speak. "I could never condone the killing that Gerry Adams condoned. It's the way people were killed, in front of their families, the blood on the ground, the children crying."</w:t>
         <w:br/>
-        <w:t>Mr. Adams, in his 15-minute speech, sought to satisfy everyone, it seemed.</w:t>
+        <w:t>This article has been revised to reflect the following correction: The Common Sense column on Saturday, about a series of ethical and legal lapses at the global bank UBS, misstated the legal status of Jerome Kerviel, the former Societe Generale trader convicted in a trading scandal at that bank. He was sentenced to three years for unauthorized trading but remains free pending appeal; he is not in prison.</w:t>
         <w:br/>
-        <w:t>He called for the removal of British troops in Northern Ireland and the freeing of Irish prisoners. He urged the cheering crowd to support the peace efforts and advocate the Irish cause.</w:t>
+        <w:t>Correction-Date: September 27, 2011</w:t>
         <w:br/>
-        <w:t>"Many people may indeed think that there's already peace in Ireland," he said. "It's up to you to let people know that's not the case."</w:t>
+        <w:br/>
+        <w:t>Graphic</w:t>
+        <w:br/>
+        <w:br/>
+        <w:t xml:space="preserve"> </w:t>
+        <w:br/>
+        <w:t>PHOTO: The UBS board is meeting in Singapore to deal with a trading scandal, and may decide the fate of Oswald Grubel, its chief. (PHOTOGRAPH BY JOSEPH NAIR/THE STRAITS TIMES, VIA REUTERS) (B2)</w:t>
       </w:r>
     </w:p>
     <w:sectPr>

--- a/example_articles/countries/Switzerland/1.countries_Switzerland_New_York_Times.docx
+++ b/example_articles/countries/Switzerland/1.countries_Switzerland_New_York_Times.docx
@@ -7,7 +7,7 @@
         <w:pStyle w:val="Heading1"/>
       </w:pPr>
       <w:r>
-        <w:t>At UBS, It's the Culture That's Rogue - Correction Appended</w:t>
+        <w:t>ARTS ABROAD; A Director's Fame Is Ensured, but Success Is Stubborn - Correction Appended</w:t>
       </w:r>
     </w:p>
     <w:p>
@@ -17,17 +17,17 @@
     </w:p>
     <w:p>
       <w:r>
-        <w:t>Date: 2011-09-24</w:t>
+        <w:t>Date: 2002-04-17</w:t>
       </w:r>
     </w:p>
     <w:p>
       <w:r>
-        <w:t>Section: Section B; Column 0; Business/Financial Desk; Pg. 1; COMMON SENSE</w:t>
+        <w:t>Section: Section E; Column 3; The Arts/Cultural Desk; Pg. 2</w:t>
       </w:r>
     </w:p>
     <w:p>
       <w:r>
-        <w:t>Source file: NYT/41.DOCX</w:t>
+        <w:t>Source file: NYT/44.DOCX</w:t>
       </w:r>
     </w:p>
     <w:p>
@@ -49,37 +49,43 @@
     </w:p>
     <w:p>
       <w:r>
-        <w:t>When Kweku Adoboli was arrested for an illicit trading scheme that cost his employer, the global bank UBS, $2.3 billion in losses, he was instantly labeled a ''rogue trader,'' suggesting he was an unprincipled scoundrel acting alone.</w:t>
+        <w:t xml:space="preserve">In Europe, Christoph Marthaler is a famous director of opera and theater (his own works and "the classics in my fashion," as he puts it), though almost completely unknown in the United States. But his European fame has not translated into instant success here in his hometown. </w:t>
         <w:br/>
-        <w:t>UBS moved swiftly to distance itself. Mr. Adoboli had engaged in ''unauthorized'' and ''fictitious'' trades that ''violated UBS's risk limits,'' the bank claimed in a statement.</w:t>
+        <w:t xml:space="preserve">     His accomplishments at the Zurich Theater since he became its artistic director in September 2000 have been celebrated throughout the German-speaking world: in his first season the company was named Theater of the Year in a respected critics' poll, and three of its productions have been invited this year to the Berlin Theater Festival, a showcase for German-language drama. </w:t>
         <w:br/>
-        <w:t>Mr. Adoboli remains in jail, his trading activities under investigation. UBS no doubt hopes they prove to be aberrational, an isolated instance of wrongdoing within the ranks of its approximately 65,000 employees worldwide. But the unauthorized trading is only the latest in a series of egregious ethical and legal lapses at UBS that have badly damaged the bank's once-sterling reputation. In this broader context, how aberrational were Mr. Adoboli's suspected lapses? Is the UBS culture at least partly to blame? And what if anything is UBS's board going to do?</w:t>
+        <w:t xml:space="preserve"> But with all that, he now finds himself with dwindling attendance, cost overruns on a new theater and a dangerous budget deficit. He also has to face a referendum on June 2 designed to choke off additional subsidies and mounted by the so-called League of Taxpayers, an offshoot of the far-right Swiss People's Party.</w:t>
         <w:br/>
-        <w:t>Mr. Adoboli, 31, a soft-spoken native of Ghana, worked his way up from a back-office accounting function to UBS's vaunted Delta One derivatives trading desk. His circumstances bring to mind Societe Generale's Jerome Kerviel in France. Mr. Kerviel is facing a three-year prison sentence for his unauthorized trading, which cost the bank about $7 billion in losses.</w:t>
+        <w:t>All this has in turn exposed a dangerous rift between European theater intelligentsia -- Mr. Marthaler's own productions almost always sell out and receive rapturous reviews throughout Europe -- and traditional theater subscribers, who don't cotton so readily to the transgressive avant-garde. The Swiss People's Party, built like its allies in Austria, France and elsewhere, feeds on resentment against immigrants and what it regards as alien provocations. Its slogan for the referendum -- "Let die what's not capable of living" -- seems uncomfortably close to Nazi euthanasia.</w:t>
         <w:br/>
-        <w:t>Mr. Adoboli's lawyer told the court this week that he ''is sorry beyond words for what has happened here. He went to UBS and told them what he had done and stands appalled at the scale of the consequences of his disastrous miscalculations.''</w:t>
+        <w:t>Mr. Marthaler and his supporters express guarded optimism that common sense will prevail: the same subsidies that the People's Party wishes to eliminate were passed handily by the town council. His allies attribute Mr. Marthaler's rough start in Zurich to his bold policies, his naivete and to special circumstances relating to a new theater building.</w:t>
         <w:br/>
-        <w:t>Like Mr. Kerviel, whose trading bears a strong resemblance to that of Mr. Adoboli, there's no evidence that Mr. Adoboli stood to profit directly from his trading. Mr. Kerviel has steadfastly maintained he acted only for the benefit of the bank, pressured to distinguish himself by a rigid hierarchical culture in which he was the only trader from a working-class family who didn't attend one of France's prestigious grandes ecoles. His superiors, he said, knew of and condoned his trading -- as long as it was profitable.</w:t>
+        <w:t>Mr. Marthaler, 50, has earned his renown. He is a close collaborator of German theater notables like the director Frank Castorf in Berlin and the administrator Frank Baumbauer, who has moved from Basel to Hamburg to Munich, with a turn running theater at the Salzburg Festival. He also works regularly with Gerard Mortier, who recently ended his 10-year stint as director in Salzburg, is now running the Ruhr Festival and takes over the Paris Opera in 2004.</w:t>
         <w:br/>
-        <w:t>Mr. Adoboli hasn't offered any such justifications, but his immigrant status may have set him apart at UBS. (The bank is investigating whether others at the bank bear any responsibility.) His unauthorized trading also seems consistent with a culture at UBS that stressed individual advancement over team efforts, according to former investment bankers. ''The problem isn't the culture,'' one of them told me. ''The problem is that there wasn't any culture. There are silos. Everyone is separate. People cut their own deals, and it's every man for himself. A lot of people made a lot of money that way, and it fueled jealousies and efforts to get ever better deals. People thought of themselves first, and then maybe the bank, if they thought about it at all.''</w:t>
+        <w:t>Mr. Marthaler creates in his works a world of sad, sweetly comic eccentrics who do not always seem to belong in the operas and plays they inhabit. The subtitle of a lavish coffee-table book on Mr. Marthaler is "Lonely People Are Special People," which seems to apply to both him and his characters.</w:t>
         <w:br/>
-        <w:t>Though UBS traces its roots to the mid-19th century, the modern bank is an amalgam of the former Union Bank of Switzerland; the Swiss Bank Corporation, (itself a combination of the Swiss bank and investment bank Warburg Dillon Read); the American investment bank PaineWebber; and a large team from the former Donaldson, Lufkin &amp; Jenrette, all acquired since 1998. Critics as well as some members of the bank's current management say the firm never merged these disparate assets into one consistent culture, and that the headlong pursuit of growth at any cost trumped ethical and legal behavior, especially in the investment bank. (UBS didn't respond to requests for comment.)</w:t>
+        <w:t xml:space="preserve">That subtitle certainly suits those in his most recent production, a wonderfully idiosyncratic take on Schubert's song cycle "Die Schone Mullerin." Here the imagery of the poet Wilhelm Muller might sometimes get lost in scenes of working-class dysfunction and Swiss-German kitsch. Yet these "associations on a song cycle by Schubert," as Mr. Marthaler calls the evening, are bound for Berlin, the Ruhr, Vienna and beyond and were recently taped for the European Arte television channel. </w:t>
         <w:br/>
-        <w:t>The financial crisis and its aftermath have proved daunting for most of the world's banks, but in many ways UBS's behavior stands out. In August 2008, UBS settled charges brought by Andrew Cuomo, then the New York attorney general, that it misled customers when it sold them what it described as nearly risk-free auction-rate securities even as its executives knew the market was collapsing. After the market froze and investors were unable to sell the securities, regulators sued, and UBS agreed to repay $19.4 billion and pay a $150 million fine.</w:t>
+        <w:t>Back home, however, things still need sorting out. Mr. Marthaler, heretofore a freelance artist, is still new at running a theater. As this permanently rumpled director put it in late March, leaning forward in the company bar: "I always said I wouldn't work as an intendant or artistic director. But the idea of settling down and building something with people I had worked with before appealed to me."</w:t>
         <w:br/>
-        <w:t>Other banks, too, agreed to reimburse clients stuck with illiquid securities, but what distinguished the UBS case was the allegation that top officials knew the market was collapsing and nonetheless moved to dump its inventory onto unsuspecting clients. E-mails from David Shulman, then global head of municipal securities for UBS, described the securities as an ''albatross'' and told the bank to ''mobilize the troops,'' adding ''the pressure is on to move inventory.'' Mr. Shulman even sold securities from his own personal account just before the market collapsed, later settling insider trading charges and agreeing to pay $2.75 million. ''While thousands of UBS customers received no warning about the auction-rate securities market's serious distress, David Shulman -- one of the company's top executives -- used insider information to take the money and run,'' said Mr. Cuomo.</w:t>
+        <w:t>That he has done, luring many of his closest collaborators to Zurich, from the dramaturge Stefanie Carp to the designer Anna Viebrock to numerous actors and dancers in the expanded ensemble. He has also invited prominent directors like Luc Bondy and Jossi Wieler to stage productions.</w:t>
         <w:br/>
-        <w:t>In May of this year, UBS agreed to pay $160 million and admitted that its employees had conspired to rig bids in the municipal bond derivatives market.</w:t>
+        <w:t xml:space="preserve">The subscribers have not always responded to these starry guests. And just as Mr. Marthaler took over, a long-planned new company complex, the Schiffbau, opened in an industrial area on the outskirts of town. Its advantages are that it is a handsome building with rehearsal and workshop spaces, two theaters, an outdoor performance space, a nice restaurant, a jazz club and profit-making condominiums. It has lured a hip young crowd, sparked gentrification and is clearly where Mr. Marthaler likes best to work. </w:t>
         <w:br/>
-        <w:t>Then there was UBS's prominent role in recent notorious tax evasion cases by wealthy Americans. Again, UBS isn't the only Swiss bank to have helped its clients evade taxes under the cloak of secrecy, but it appears to have been the most aggressive -- and remains the only one the Justice Department publicly threatened with criminal prosecution. In 2007, a former UBS private banker turned government informant disclosed a wide ranging effort by UBS's Europe-based wealth management operation to enroll wealthy Americans in secret Swiss accounts that would enable them to evade United States taxes. (UBS's wealth management Americas unit wasn't implicated in any wrongdoing.)UBS bankers fanned out to American polo tournaments, tennis competitions and celebrity events, trolling for rich clients susceptible to tax evasion. The informant himself accommodated a wealthy client by smuggling diamonds in a toothpaste tube, among the illegal acts he failed to reveal that ultimately landed him in jail. In 2009, the Justice Department contended that UBS had conspired to enable 17,000 wealthy Americans to engage in tax fraud and threatened criminal charges. In return for a deferred prosecution agreement, the bank agreed to pay a $781 million fine and divulge the names of account holders, effectively ending the historic tradition of Swiss bank secrecy and prompting a rush of United States taxpayers to confess to the I.R.S. The I.R.S. said this week that more than 30,000 taxpayers had come forward under an amnesty program.</w:t>
+        <w:t>But there were cost overruns, and the general confusions of instituting a new policy and opening a new theater complex meant considerable chaos at the company's traditional home, the Pfauen. Premieres were postponed and performances canceled, and theatergoers were not amused. "The Swiss like schedules," observed Barbara Higgs, a company spokesman.</w:t>
         <w:br/>
-        <w:t>UBS's headlong rush into the ill-fated mortgage-backed securities market before it collapsed in 2008 will go down as one of the worst blunders in banking history. UBS absorbed a staggering $38 billion in losses and had to be bailed out by the Swiss government. It now faces a wave of lawsuits, including one filed at the end of July by the Federal Housing Finance Agency seeking nearly $1 billion in damages, charging that UBS misrepresented the quality of the underlying mortgages. The agency has said it will sue other banks, too, but it chose UBS as its first case, again setting UBS apart.</w:t>
+        <w:t>A couple of provocations -- a no-holds-barred production of Sarah Kane's "Rave" and the director Christoph Schlingensief's use of real neo-Nazis in his "Hamlet" production to annoy the People's Party -- complicated matters.</w:t>
         <w:br/>
-        <w:t>This doesn't look like a sequence of rogue behaviors -- it's a pattern.</w:t>
+        <w:t>The result was that subscriptions fell 40 percent. This was especially damaging since by Zurich tradition the box office must account for 30 percent of the some $20 million annual budget, compared with around 15 percent for the typical German theater. This season, after years in the black, the company is projected to lose about $2.2 million. In January, the town council passed its bailout, which the People's Party is contesting.</w:t>
         <w:br/>
-        <w:t>Prosecutors say that Mr. Adoboli's scheme began in October 2008, just after the collapse of Lehman Brothers, and all of the purportedly unethical or criminal behavior occurred under the administration of UBS's former chief executives, Peter Wuffli, forced out in 2007, and his successor, Marcel Rohner, who resigned in 2009 after UBS reported the largest loss in Swiss corporate history. Oswald Grubel, a former co-chief executive of the rival Credit Suisse, emerged from retirement to assume the top job at UBS. He and his board and top managers were meeting in Singapore this week where, among other things, they were pondering the fate of the investment bank, the future of UBS -- and Mr. Grubel's fate. (UBS didn't respond to requests for comment.)</w:t>
+        <w:t>The money figures are daunting, especially considering the unusual structure of the Zurich Theater: it is a municipally supported private corporation and hence capable of bankruptcy. Marcel Muller, the outgoing administrative director, who seems at odds with Mr. Marthaler, said that the city had approved $1.5 million for a one-time grant for overruns in the completion of the Schiffbau complex, and a new annual increase of $2.4 million for operations (most of which will go to new personnel mandated by new work rules).</w:t>
         <w:br/>
-        <w:t>The latest scandal may well cost Mr. Grubel his job, and in my view, Mr. Adoboli's scandal has handed the UBS board a catalyst for bold reforms. The problems at UBS aren't inadequate risk controls, which Mr. Adoboli brazenly circumvented, or a lack of regulations, which didn't stop other UBS executives from skirting the law. The problem the board faces is whether the UBS culture, to the extent it had one, was one of personal greed. UBS should ruthlessly and visibly weed out not just executives with dubious ethical and legal standards, but anyone who puts their personal interests ahead of clients -- which, when you think about it, should be the litmus test for anyone who claims to be a professional.</w:t>
+        <w:t>The politicians have lined up behind the theater in the forthcoming referendum. Aside from the international accolades and whatever pleasure they may themselves take in it, they like Mr. Marthaler because his prestige contributes to Zurich's carefully cultivated image as a livable city, attractive to businesses.</w:t>
+        <w:br/>
+        <w:t>The company, in turn, has stepped up communication with its public and is planning a campaign this spring to make its case before the referendum.</w:t>
+        <w:br/>
+        <w:t xml:space="preserve">What will happen if the budget bailout is rescinded? Mr. Muller, the departing administrator, thinks either the Pfauen or the Schiffbau would have to close, which Mr. Marthaler rejects as unthinkable. He says he is committed to Zurich and the fulfillment of his five-year contract. The administrator worries that it won't be easy to attract new subscribers. "If you drop a glass, it breaks in pieces in a second," he said. "But it takes forever to glue it back together." </w:t>
+        <w:br/>
+        <w:t>Mr. Marthaler pays lip service to regaining the old audience but seems set on cultivating a younger public. "I myself never went to the Pfauen when I was young," he said cheerfully. "Nothing lives there. We don't want the subscribers to go away, but we have to find a new public."</w:t>
         <w:br/>
         <w:br/>
         <w:t>http://www.nytimes.com</w:t>
@@ -88,9 +94,9 @@
         <w:br/>
         <w:br/>
         <w:br/>
-        <w:t>This article has been revised to reflect the following correction: The Common Sense column on Saturday, about a series of ethical and legal lapses at the global bank UBS, misstated the legal status of Jerome Kerviel, the former Societe Generale trader convicted in a trading scandal at that bank. He was sentenced to three years for unauthorized trading but remains free pending appeal; he is not in prison.</w:t>
+        <w:t>An Arts Abroad article on Wednesday about a rift over the direction of the Zurich Theater under Christoph Marthaler misstated the authorship of "Rave," which he presented. It was adapted for the stage by Robert Koal from a novel by Rainald Goetz; it is not by Sarah Kane.</w:t>
         <w:br/>
-        <w:t>Correction-Date: September 27, 2011</w:t>
+        <w:t>Correction-Date: April 22, 2002</w:t>
         <w:br/>
         <w:br/>
         <w:t>Graphic</w:t>
@@ -98,7 +104,7 @@
         <w:br/>
         <w:t xml:space="preserve"> </w:t>
         <w:br/>
-        <w:t>PHOTO: The UBS board is meeting in Singapore to deal with a trading scandal, and may decide the fate of Oswald Grubel, its chief. (PHOTOGRAPH BY JOSEPH NAIR/THE STRAITS TIMES, VIA REUTERS) (B2)</w:t>
+        <w:t>Photo: The latest production of the avant-garde director Christoph Marthaler is "Die Schone Mullerin," an idiosyncratic take on the Schubert song cycle. (Leonard Zubler)</w:t>
       </w:r>
     </w:p>
     <w:sectPr>
